--- a/Templates/шаблоны актов без залогов/физ реализация ВКЛ в РТК/Реализация ВКЛ несколько договоров.docx
+++ b/Templates/шаблоны актов без залогов/физ реализация ВКЛ в РТК/Реализация ВКЛ несколько договоров.docx
@@ -189,6 +189,8 @@
           <w:rFonts w:ascii="Times New Roman" w:hAnsi="Times New Roman" w:cs="Times New Roman"/>
         </w:rPr>
       </w:pPr>
+      <w:bookmarkStart w:id="0" w:name="_GoBack"/>
+      <w:bookmarkEnd w:id="0"/>
     </w:p>
     <w:p>
       <w:pPr>
@@ -392,7 +394,7 @@
       </w:pPr>
       <w:r>
         <w:rPr>
-          <w:rFonts w:ascii="Times New Roman" w:hAnsi="Times New Roman"/>
+          <w:rFonts w:ascii="Times New Roman" w:hAnsi="Times New Roman" w:cs="Times New Roman"/>
         </w:rPr>
         <w:t>при ведении протокола судебного заседания секретарем судебного заседания [29] ,</w:t>
       </w:r>
@@ -408,6 +410,9 @@
         </w:rPr>
       </w:pPr>
       <w:r>
+        <w:rPr>
+          <w:rFonts w:ascii="Times New Roman" w:hAnsi="Times New Roman" w:cs="Times New Roman"/>
+        </w:rPr>
         <w:t>ознакомившись с заявлением «[989]» (ОГРН [990], ИНН [991])</w:t>
       </w:r>
     </w:p>
@@ -440,38 +445,19 @@
         <w:rPr>
           <w:rFonts w:ascii="Times New Roman" w:eastAsia="Times New Roman" w:hAnsi="Times New Roman" w:cs="Times New Roman"/>
         </w:rPr>
-        <w:t xml:space="preserve">в рамках дела о несостоятельности (банкротстве) </w:t>
+        <w:t>в рамках дела о несостоятельности (банкротстве) [2</w:t>
       </w:r>
       <w:r>
         <w:rPr>
-          <w:rFonts w:ascii="Times New Roman" w:eastAsia="Times New Roman" w:hAnsi="Times New Roman"/>
-        </w:rPr>
-        <w:t>[2</w:t>
-      </w:r>
-      <w:r>
-        <w:rPr>
-          <w:rFonts w:ascii="Times New Roman" w:eastAsia="Times New Roman" w:hAnsi="Times New Roman"/>
+          <w:rFonts w:ascii="Times New Roman" w:eastAsia="Times New Roman" w:hAnsi="Times New Roman" w:cs="Times New Roman"/>
         </w:rPr>
         <w:t>.1</w:t>
       </w:r>
       <w:r>
         <w:rPr>
-          <w:rFonts w:ascii="Times New Roman" w:eastAsia="Times New Roman" w:hAnsi="Times New Roman"/>
-        </w:rPr>
-        <w:t>]</w:t>
-      </w:r>
-      <w:r>
-        <w:rPr>
-          <w:rFonts w:ascii="Times New Roman" w:eastAsia="Times New Roman" w:hAnsi="Times New Roman"/>
-          <w:b/>
-        </w:rPr>
-        <w:t xml:space="preserve"> </w:t>
-      </w:r>
-      <w:r>
-        <w:rPr>
           <w:rFonts w:ascii="Times New Roman" w:eastAsia="Times New Roman" w:hAnsi="Times New Roman" w:cs="Times New Roman"/>
         </w:rPr>
-        <w:t>(дата рождения: [3],  ИНН  [4], СНИЛС [5], место регистрации: [6])</w:t>
+        <w:t>] (дата рождения: [3],  ИНН  [4], СНИЛС [5], место регистрации: [6])</w:t>
       </w:r>
     </w:p>
     <w:p>
@@ -499,19 +485,21 @@
         <w:rPr>
           <w:rFonts w:ascii="Times New Roman" w:eastAsia="Times New Roman" w:hAnsi="Times New Roman" w:cs="Times New Roman"/>
         </w:rPr>
-        <w:t>[</w:t>
+        <w:t xml:space="preserve">[2] </w:t>
       </w:r>
-      <w:r>
-        <w:rPr>
-          <w:rFonts w:ascii="Times New Roman" w:eastAsia="Times New Roman" w:hAnsi="Times New Roman"/>
-        </w:rPr>
-        <w:t>2]</w:t>
-      </w:r>
+      <w:proofErr w:type="gramStart"/>
       <w:r>
         <w:rPr>
           <w:rFonts w:ascii="Times New Roman" w:eastAsia="Times New Roman" w:hAnsi="Times New Roman" w:cs="Times New Roman"/>
         </w:rPr>
-        <w:t xml:space="preserve"> признан несостоятельным (банкротом), введена процедура, применяемая в деле о банкротстве граждан – реализация имущества, финансовым управляющим утвержден  [8] из числа членов саморегулируемой организации –</w:t>
+        <w:t>признан</w:t>
+      </w:r>
+      <w:proofErr w:type="gramEnd"/>
+      <w:r>
+        <w:rPr>
+          <w:rFonts w:ascii="Times New Roman" w:eastAsia="Times New Roman" w:hAnsi="Times New Roman" w:cs="Times New Roman"/>
+        </w:rPr>
+        <w:t xml:space="preserve"> несостоятельным (банкротом), введена процедура, применяемая в деле о банкротстве граждан – реализация имущества, финансовым управляющим утвержден  [8] из числа членов саморегулируемой организации –</w:t>
       </w:r>
       <w:r>
         <w:rPr>
@@ -551,37 +539,31 @@
         <w:rPr>
           <w:rFonts w:ascii="Times New Roman" w:eastAsia="Times New Roman" w:hAnsi="Times New Roman" w:cs="Times New Roman"/>
         </w:rPr>
-        <w:t xml:space="preserve"> опубликованы на сайте ЕФРСБ сообщение </w:t>
+        <w:t xml:space="preserve"> опубликованы на сайте ЕФРСБ сообщение  </w:t>
       </w:r>
       <w:r>
         <w:rPr>
-          <w:rFonts w:ascii="Times New Roman" w:eastAsia="Times New Roman" w:hAnsi="Times New Roman"/>
-        </w:rPr>
-        <w:t xml:space="preserve"> </w:t>
-      </w:r>
-      <w:r>
-        <w:rPr>
-          <w:rFonts w:ascii="Times New Roman" w:eastAsia="Times New Roman" w:hAnsi="Times New Roman"/>
+          <w:rFonts w:ascii="Times New Roman" w:eastAsia="Times New Roman" w:hAnsi="Times New Roman" w:cs="Times New Roman"/>
         </w:rPr>
         <w:t>[11]</w:t>
       </w:r>
       <w:r>
         <w:rPr>
-          <w:rFonts w:ascii="Times New Roman" w:eastAsia="Times New Roman" w:hAnsi="Times New Roman"/>
+          <w:rFonts w:ascii="Times New Roman" w:eastAsia="Times New Roman" w:hAnsi="Times New Roman" w:cs="Times New Roman"/>
         </w:rPr>
         <w:t>(сообщение №</w:t>
       </w:r>
       <w:proofErr w:type="gramStart"/>
       <w:r>
         <w:rPr>
-          <w:rFonts w:ascii="Times New Roman" w:eastAsia="Times New Roman" w:hAnsi="Times New Roman"/>
+          <w:rFonts w:ascii="Times New Roman" w:eastAsia="Times New Roman" w:hAnsi="Times New Roman" w:cs="Times New Roman"/>
         </w:rPr>
         <w:t xml:space="preserve"> )</w:t>
       </w:r>
       <w:proofErr w:type="gramEnd"/>
       <w:r>
         <w:rPr>
-          <w:rFonts w:ascii="Times New Roman" w:eastAsia="Times New Roman" w:hAnsi="Times New Roman"/>
+          <w:rFonts w:ascii="Times New Roman" w:eastAsia="Times New Roman" w:hAnsi="Times New Roman" w:cs="Times New Roman"/>
         </w:rPr>
         <w:t>[9].</w:t>
       </w:r>
@@ -596,6 +578,9 @@
         </w:rPr>
       </w:pPr>
       <w:r>
+        <w:rPr>
+          <w:rFonts w:ascii="Times New Roman" w:hAnsi="Times New Roman" w:cs="Times New Roman"/>
+        </w:rPr>
         <w:t>Заявление «[989]» о включении в реестр требований кредиторов должника направлено в Арбитражный суд Ростовской области посредством системы Мой арбитр [777], поступило в суд [23], (согласно штампу канцелярии суда).</w:t>
       </w:r>
     </w:p>
@@ -625,7 +610,24 @@
         </w:rPr>
       </w:pPr>
       <w:r>
-        <w:t>В обоснование заявленных требований кредитор указал, что [989] и [2]  (далее – должник) заключили: кредитный договор от [100] № [110], кредитный договор от [101] № [111], кредитный договор от [102] № [112], кредитный договор от [103] № [113], кредитный договор от [104] № [114], договор поручительства от [105] № [115] [992].</w:t>
+        <w:rPr>
+          <w:rFonts w:ascii="Times New Roman" w:hAnsi="Times New Roman" w:cs="Times New Roman"/>
+        </w:rPr>
+        <w:t xml:space="preserve">В обоснование заявленных требований кредитор указал, что [989] и [2]  (далее – должник) заключили: кредитный договор от [100] № [110], кредитный договор от [101] № [111], кредитный договор от [102] № [112], кредитный договор от [103] № [113], кредитный договор от [104] № [114], договор поручительства </w:t>
+      </w:r>
+      <w:proofErr w:type="gramStart"/>
+      <w:r>
+        <w:rPr>
+          <w:rFonts w:ascii="Times New Roman" w:hAnsi="Times New Roman" w:cs="Times New Roman"/>
+        </w:rPr>
+        <w:t>от</w:t>
+      </w:r>
+      <w:proofErr w:type="gramEnd"/>
+      <w:r>
+        <w:rPr>
+          <w:rFonts w:ascii="Times New Roman" w:hAnsi="Times New Roman" w:cs="Times New Roman"/>
+        </w:rPr>
+        <w:t xml:space="preserve"> [105] № [115] [992].</w:t>
       </w:r>
     </w:p>
     <w:p>
@@ -663,6 +665,9 @@
         <w:ind w:firstLine="720"/>
         <w:contextualSpacing/>
         <w:jc w:val="both"/>
+        <w:rPr>
+          <w:rFonts w:ascii="Times New Roman" w:hAnsi="Times New Roman" w:cs="Times New Roman"/>
+        </w:rPr>
       </w:pPr>
       <w:r>
         <w:rPr>
@@ -981,6 +986,9 @@
         </w:rPr>
       </w:pPr>
       <w:r>
+        <w:rPr>
+          <w:rFonts w:ascii="Times New Roman" w:hAnsi="Times New Roman" w:cs="Times New Roman"/>
+        </w:rPr>
         <w:t>Включить требование «[989]» (ИНН [991], ОГРН [990], адрес регистрации: [988]) [12] руб., из которых: [13] руб. – просроченный основной долг, [14] руб. - просроченные проценты, [15] руб. - неустойка, в третью очередь реестра требований кредиторов [2.1].</w:t>
       </w:r>
     </w:p>
@@ -1024,8 +1032,14 @@
         <w:ind w:firstLine="720"/>
         <w:contextualSpacing/>
         <w:jc w:val="both"/>
+        <w:rPr>
+          <w:rFonts w:ascii="Times New Roman" w:hAnsi="Times New Roman" w:cs="Times New Roman"/>
+        </w:rPr>
       </w:pPr>
       <w:r>
+        <w:rPr>
+          <w:rFonts w:ascii="Times New Roman" w:hAnsi="Times New Roman" w:cs="Times New Roman"/>
+        </w:rPr>
         <w:t>Судебные расходы по уплате государственной пошлины в размере [16] рубля, подлежащие взысканию с   должника в пользу «[989]», учесть в реестре требований кредиторов применительно к пункту 3 статьи 137 Федерального закона от 26.10.2002 № 127-ФЗ «О несостоятельности (банкротстве)».</w:t>
       </w:r>
     </w:p>
@@ -1201,7 +1215,13 @@
         </w:rPr>
       </w:pPr>
     </w:p>
-    <w:p/>
+    <w:p>
+      <w:pPr>
+        <w:rPr>
+          <w:rFonts w:ascii="Times New Roman" w:hAnsi="Times New Roman" w:cs="Times New Roman"/>
+        </w:rPr>
+      </w:pPr>
+    </w:p>
     <w:sectPr>
       <w:pgSz w:w="11906" w:h="16838"/>
       <w:pgMar w:top="1134" w:right="850" w:bottom="1134" w:left="1701" w:header="709" w:footer="709" w:gutter="0"/>

--- a/Templates/шаблоны актов без залогов/физ реализация ВКЛ в РТК/Реализация ВКЛ несколько договоров.docx
+++ b/Templates/шаблоны актов без залогов/физ реализация ВКЛ в РТК/Реализация ВКЛ несколько договоров.docx
@@ -989,7 +989,7 @@
         <w:rPr>
           <w:rFonts w:ascii="Times New Roman" w:hAnsi="Times New Roman" w:cs="Times New Roman"/>
         </w:rPr>
-        <w:t>Включить требование «[989]» (ИНН [991], ОГРН [990], адрес регистрации: [988]) [12] руб., из которых: [13] руб. – просроченный основной долг, [14] руб. - просроченные проценты, [15] руб. - неустойка, в третью очередь реестра требований кредиторов [2.1].</w:t>
+        <w:t>Включить требование «[989]» (ИНН [991], ОГРН [990], адрес регистрации: [988]) в размере [12] руб., из которых: [13] руб. – просроченный основной долг, [14] руб. - просроченные проценты, [15] руб. - неустойка, в третью очередь реестра требований кредиторов [2.1].</w:t>
       </w:r>
     </w:p>
     <w:p>
